--- a/Report/Report Web Lab.docx
+++ b/Report/Report Web Lab.docx
@@ -7,7 +7,11 @@
     <w:p/>
     <w:p/>
     <w:p/>
-    <w:p/>
+    <w:p>
+      <w:r>
+        <w:t>Work Done by: Syed Imran Murtaza (65196)</w:t>
+      </w:r>
+    </w:p>
     <w:p/>
     <w:p>
       <w:r>
@@ -715,6 +719,671 @@
         </w:drawing>
       </w:r>
     </w:p>
+    <w:p/>
+    <w:p>
+      <w:r>
+        <w:t>The following model classes were created inside the Models folder:</w:t>
+      </w:r>
+      <w:r>
+        <w:br/>
+        <w:t>Patient, Doctor, Ward, Bed, Admission and Treatment.</w:t>
+      </w:r>
+      <w:r>
+        <w:br/>
+      </w:r>
+      <w:r>
+        <w:br/>
+        <w:t xml:space="preserve">These models represent the main real-world entities of the hospital system. Each model will later be connected with the database through Entity Framework </w:t>
+      </w:r>
+      <w:proofErr w:type="spellStart"/>
+      <w:r>
+        <w:t>DbContext</w:t>
+      </w:r>
+      <w:proofErr w:type="spellEnd"/>
+      <w:r>
+        <w:t>.</w:t>
+      </w:r>
+    </w:p>
+    <w:p/>
+    <w:p>
+      <w:r>
+        <w:drawing>
+          <wp:inline distT="0" distB="0" distL="0" distR="0" wp14:anchorId="0969EA40" wp14:editId="3F4C4B1D">
+            <wp:extent cx="3901778" cy="3429297"/>
+            <wp:effectExtent l="0" t="0" r="3810" b="0"/>
+            <wp:docPr id="753568810" name="Picture 1"/>
+            <wp:cNvGraphicFramePr>
+              <a:graphicFrameLocks xmlns:a="http://schemas.openxmlformats.org/drawingml/2006/main" noChangeAspect="1"/>
+            </wp:cNvGraphicFramePr>
+            <a:graphic xmlns:a="http://schemas.openxmlformats.org/drawingml/2006/main">
+              <a:graphicData uri="http://schemas.openxmlformats.org/drawingml/2006/picture">
+                <pic:pic xmlns:pic="http://schemas.openxmlformats.org/drawingml/2006/picture">
+                  <pic:nvPicPr>
+                    <pic:cNvPr id="753568810" name=""/>
+                    <pic:cNvPicPr/>
+                  </pic:nvPicPr>
+                  <pic:blipFill>
+                    <a:blip r:embed="rId12"/>
+                    <a:stretch>
+                      <a:fillRect/>
+                    </a:stretch>
+                  </pic:blipFill>
+                  <pic:spPr>
+                    <a:xfrm>
+                      <a:off x="0" y="0"/>
+                      <a:ext cx="3901778" cy="3429297"/>
+                    </a:xfrm>
+                    <a:prstGeom prst="rect">
+                      <a:avLst/>
+                    </a:prstGeom>
+                  </pic:spPr>
+                </pic:pic>
+              </a:graphicData>
+            </a:graphic>
+          </wp:inline>
+        </w:drawing>
+      </w:r>
+    </w:p>
+    <w:p/>
+    <w:p>
+      <w:r>
+        <w:t>Now connecting Database in server explorer in vs studio</w:t>
+      </w:r>
+    </w:p>
+    <w:p>
+      <w:r>
+        <w:t xml:space="preserve">The database was also connected through Visual Studio Server Explorer to verify tables and records directly inside the IDE. Server Explorer was used for visual confirmation of the SQL Server connection, while </w:t>
+      </w:r>
+      <w:proofErr w:type="spellStart"/>
+      <w:r>
+        <w:t>HospitalDbContext</w:t>
+      </w:r>
+      <w:proofErr w:type="spellEnd"/>
+      <w:r>
+        <w:t xml:space="preserve"> was created for actual Entity Framework database operations inside the ASP.NET MVC application.</w:t>
+      </w:r>
+    </w:p>
+    <w:p/>
+    <w:p>
+      <w:r>
+        <w:lastRenderedPageBreak/>
+        <w:drawing>
+          <wp:inline distT="0" distB="0" distL="0" distR="0" wp14:anchorId="6A60284D" wp14:editId="0A60E782">
+            <wp:extent cx="5943600" cy="3174365"/>
+            <wp:effectExtent l="0" t="0" r="0" b="6985"/>
+            <wp:docPr id="2074797007" name="Picture 1"/>
+            <wp:cNvGraphicFramePr>
+              <a:graphicFrameLocks xmlns:a="http://schemas.openxmlformats.org/drawingml/2006/main" noChangeAspect="1"/>
+            </wp:cNvGraphicFramePr>
+            <a:graphic xmlns:a="http://schemas.openxmlformats.org/drawingml/2006/main">
+              <a:graphicData uri="http://schemas.openxmlformats.org/drawingml/2006/picture">
+                <pic:pic xmlns:pic="http://schemas.openxmlformats.org/drawingml/2006/picture">
+                  <pic:nvPicPr>
+                    <pic:cNvPr id="2074797007" name=""/>
+                    <pic:cNvPicPr/>
+                  </pic:nvPicPr>
+                  <pic:blipFill>
+                    <a:blip r:embed="rId13"/>
+                    <a:stretch>
+                      <a:fillRect/>
+                    </a:stretch>
+                  </pic:blipFill>
+                  <pic:spPr>
+                    <a:xfrm>
+                      <a:off x="0" y="0"/>
+                      <a:ext cx="5943600" cy="3174365"/>
+                    </a:xfrm>
+                    <a:prstGeom prst="rect">
+                      <a:avLst/>
+                    </a:prstGeom>
+                  </pic:spPr>
+                </pic:pic>
+              </a:graphicData>
+            </a:graphic>
+          </wp:inline>
+        </w:drawing>
+      </w:r>
+    </w:p>
+    <w:p>
+      <w:r>
+        <w:drawing>
+          <wp:inline distT="0" distB="0" distL="0" distR="0" wp14:anchorId="4E3C7952" wp14:editId="4CFED916">
+            <wp:extent cx="5943600" cy="3911600"/>
+            <wp:effectExtent l="0" t="0" r="0" b="0"/>
+            <wp:docPr id="1738570761" name="Picture 1"/>
+            <wp:cNvGraphicFramePr>
+              <a:graphicFrameLocks xmlns:a="http://schemas.openxmlformats.org/drawingml/2006/main" noChangeAspect="1"/>
+            </wp:cNvGraphicFramePr>
+            <a:graphic xmlns:a="http://schemas.openxmlformats.org/drawingml/2006/main">
+              <a:graphicData uri="http://schemas.openxmlformats.org/drawingml/2006/picture">
+                <pic:pic xmlns:pic="http://schemas.openxmlformats.org/drawingml/2006/picture">
+                  <pic:nvPicPr>
+                    <pic:cNvPr id="1738570761" name=""/>
+                    <pic:cNvPicPr/>
+                  </pic:nvPicPr>
+                  <pic:blipFill>
+                    <a:blip r:embed="rId14"/>
+                    <a:stretch>
+                      <a:fillRect/>
+                    </a:stretch>
+                  </pic:blipFill>
+                  <pic:spPr>
+                    <a:xfrm>
+                      <a:off x="0" y="0"/>
+                      <a:ext cx="5943600" cy="3911600"/>
+                    </a:xfrm>
+                    <a:prstGeom prst="rect">
+                      <a:avLst/>
+                    </a:prstGeom>
+                  </pic:spPr>
+                </pic:pic>
+              </a:graphicData>
+            </a:graphic>
+          </wp:inline>
+        </w:drawing>
+      </w:r>
+    </w:p>
+    <w:p/>
+    <w:p>
+      <w:r>
+        <w:lastRenderedPageBreak/>
+        <w:t xml:space="preserve">A </w:t>
+      </w:r>
+      <w:proofErr w:type="spellStart"/>
+      <w:r>
+        <w:t>PatientsController</w:t>
+      </w:r>
+      <w:proofErr w:type="spellEnd"/>
+      <w:r>
+        <w:t xml:space="preserve"> was created using MVC scaffolding with Entity Framework. Visual Studio automatically generated Create, Read, Update and Delete views for patient records. This allows hospital staff to add, view, edit and delete patient information through the web interface.</w:t>
+      </w:r>
+    </w:p>
+    <w:p/>
+    <w:p>
+      <w:r>
+        <w:drawing>
+          <wp:inline distT="0" distB="0" distL="0" distR="0" wp14:anchorId="63DAA254" wp14:editId="5CF0062F">
+            <wp:extent cx="5943600" cy="3078480"/>
+            <wp:effectExtent l="0" t="0" r="0" b="7620"/>
+            <wp:docPr id="834759696" name="Picture 1"/>
+            <wp:cNvGraphicFramePr>
+              <a:graphicFrameLocks xmlns:a="http://schemas.openxmlformats.org/drawingml/2006/main" noChangeAspect="1"/>
+            </wp:cNvGraphicFramePr>
+            <a:graphic xmlns:a="http://schemas.openxmlformats.org/drawingml/2006/main">
+              <a:graphicData uri="http://schemas.openxmlformats.org/drawingml/2006/picture">
+                <pic:pic xmlns:pic="http://schemas.openxmlformats.org/drawingml/2006/picture">
+                  <pic:nvPicPr>
+                    <pic:cNvPr id="834759696" name=""/>
+                    <pic:cNvPicPr/>
+                  </pic:nvPicPr>
+                  <pic:blipFill>
+                    <a:blip r:embed="rId15"/>
+                    <a:stretch>
+                      <a:fillRect/>
+                    </a:stretch>
+                  </pic:blipFill>
+                  <pic:spPr>
+                    <a:xfrm>
+                      <a:off x="0" y="0"/>
+                      <a:ext cx="5943600" cy="3078480"/>
+                    </a:xfrm>
+                    <a:prstGeom prst="rect">
+                      <a:avLst/>
+                    </a:prstGeom>
+                  </pic:spPr>
+                </pic:pic>
+              </a:graphicData>
+            </a:graphic>
+          </wp:inline>
+        </w:drawing>
+      </w:r>
+    </w:p>
+    <w:p>
+      <w:r>
+        <w:drawing>
+          <wp:inline distT="0" distB="0" distL="0" distR="0" wp14:anchorId="1EBDAE19" wp14:editId="5FCF6D73">
+            <wp:extent cx="5943600" cy="3028315"/>
+            <wp:effectExtent l="0" t="0" r="0" b="635"/>
+            <wp:docPr id="475229770" name="Picture 1"/>
+            <wp:cNvGraphicFramePr>
+              <a:graphicFrameLocks xmlns:a="http://schemas.openxmlformats.org/drawingml/2006/main" noChangeAspect="1"/>
+            </wp:cNvGraphicFramePr>
+            <a:graphic xmlns:a="http://schemas.openxmlformats.org/drawingml/2006/main">
+              <a:graphicData uri="http://schemas.openxmlformats.org/drawingml/2006/picture">
+                <pic:pic xmlns:pic="http://schemas.openxmlformats.org/drawingml/2006/picture">
+                  <pic:nvPicPr>
+                    <pic:cNvPr id="475229770" name=""/>
+                    <pic:cNvPicPr/>
+                  </pic:nvPicPr>
+                  <pic:blipFill>
+                    <a:blip r:embed="rId16"/>
+                    <a:stretch>
+                      <a:fillRect/>
+                    </a:stretch>
+                  </pic:blipFill>
+                  <pic:spPr>
+                    <a:xfrm>
+                      <a:off x="0" y="0"/>
+                      <a:ext cx="5943600" cy="3028315"/>
+                    </a:xfrm>
+                    <a:prstGeom prst="rect">
+                      <a:avLst/>
+                    </a:prstGeom>
+                  </pic:spPr>
+                </pic:pic>
+              </a:graphicData>
+            </a:graphic>
+          </wp:inline>
+        </w:drawing>
+      </w:r>
+    </w:p>
+    <w:p/>
+    <w:p>
+      <w:r>
+        <w:t>Now correcting the ids:</w:t>
+      </w:r>
+    </w:p>
+    <w:p>
+      <w:r>
+        <w:lastRenderedPageBreak/>
+        <w:drawing>
+          <wp:inline distT="0" distB="0" distL="0" distR="0" wp14:anchorId="65DD9CF0" wp14:editId="7BEE6763">
+            <wp:extent cx="5943600" cy="3070860"/>
+            <wp:effectExtent l="0" t="0" r="0" b="0"/>
+            <wp:docPr id="1258294169" name="Picture 1"/>
+            <wp:cNvGraphicFramePr>
+              <a:graphicFrameLocks xmlns:a="http://schemas.openxmlformats.org/drawingml/2006/main" noChangeAspect="1"/>
+            </wp:cNvGraphicFramePr>
+            <a:graphic xmlns:a="http://schemas.openxmlformats.org/drawingml/2006/main">
+              <a:graphicData uri="http://schemas.openxmlformats.org/drawingml/2006/picture">
+                <pic:pic xmlns:pic="http://schemas.openxmlformats.org/drawingml/2006/picture">
+                  <pic:nvPicPr>
+                    <pic:cNvPr id="1258294169" name=""/>
+                    <pic:cNvPicPr/>
+                  </pic:nvPicPr>
+                  <pic:blipFill>
+                    <a:blip r:embed="rId17"/>
+                    <a:stretch>
+                      <a:fillRect/>
+                    </a:stretch>
+                  </pic:blipFill>
+                  <pic:spPr>
+                    <a:xfrm>
+                      <a:off x="0" y="0"/>
+                      <a:ext cx="5943600" cy="3070860"/>
+                    </a:xfrm>
+                    <a:prstGeom prst="rect">
+                      <a:avLst/>
+                    </a:prstGeom>
+                  </pic:spPr>
+                </pic:pic>
+              </a:graphicData>
+            </a:graphic>
+          </wp:inline>
+        </w:drawing>
+      </w:r>
+    </w:p>
+    <w:p>
+      <w:r>
+        <w:drawing>
+          <wp:inline distT="0" distB="0" distL="0" distR="0" wp14:anchorId="1D4D6EEA" wp14:editId="6A3F24E8">
+            <wp:extent cx="5943600" cy="3249295"/>
+            <wp:effectExtent l="0" t="0" r="0" b="8255"/>
+            <wp:docPr id="176937707" name="Picture 1"/>
+            <wp:cNvGraphicFramePr>
+              <a:graphicFrameLocks xmlns:a="http://schemas.openxmlformats.org/drawingml/2006/main" noChangeAspect="1"/>
+            </wp:cNvGraphicFramePr>
+            <a:graphic xmlns:a="http://schemas.openxmlformats.org/drawingml/2006/main">
+              <a:graphicData uri="http://schemas.openxmlformats.org/drawingml/2006/picture">
+                <pic:pic xmlns:pic="http://schemas.openxmlformats.org/drawingml/2006/picture">
+                  <pic:nvPicPr>
+                    <pic:cNvPr id="176937707" name=""/>
+                    <pic:cNvPicPr/>
+                  </pic:nvPicPr>
+                  <pic:blipFill>
+                    <a:blip r:embed="rId18"/>
+                    <a:stretch>
+                      <a:fillRect/>
+                    </a:stretch>
+                  </pic:blipFill>
+                  <pic:spPr>
+                    <a:xfrm>
+                      <a:off x="0" y="0"/>
+                      <a:ext cx="5943600" cy="3249295"/>
+                    </a:xfrm>
+                    <a:prstGeom prst="rect">
+                      <a:avLst/>
+                    </a:prstGeom>
+                  </pic:spPr>
+                </pic:pic>
+              </a:graphicData>
+            </a:graphic>
+          </wp:inline>
+        </w:drawing>
+      </w:r>
+    </w:p>
+    <w:p>
+      <w:r>
+        <w:t>Doing it with rest all!!</w:t>
+      </w:r>
+    </w:p>
+    <w:p/>
+    <w:p>
+      <w:r>
+        <w:t xml:space="preserve">Now </w:t>
+      </w:r>
+      <w:proofErr w:type="spellStart"/>
+      <w:proofErr w:type="gramStart"/>
+      <w:r>
+        <w:t>lets</w:t>
+      </w:r>
+      <w:proofErr w:type="spellEnd"/>
+      <w:proofErr w:type="gramEnd"/>
+      <w:r>
+        <w:t xml:space="preserve"> test it:</w:t>
+      </w:r>
+    </w:p>
+    <w:p/>
+    <w:p>
+      <w:r>
+        <w:lastRenderedPageBreak/>
+        <w:drawing>
+          <wp:inline distT="0" distB="0" distL="0" distR="0" wp14:anchorId="34A1EEEA" wp14:editId="1DB0DB7B">
+            <wp:extent cx="5943600" cy="2232660"/>
+            <wp:effectExtent l="0" t="0" r="0" b="0"/>
+            <wp:docPr id="1473493678" name="Picture 1"/>
+            <wp:cNvGraphicFramePr>
+              <a:graphicFrameLocks xmlns:a="http://schemas.openxmlformats.org/drawingml/2006/main" noChangeAspect="1"/>
+            </wp:cNvGraphicFramePr>
+            <a:graphic xmlns:a="http://schemas.openxmlformats.org/drawingml/2006/main">
+              <a:graphicData uri="http://schemas.openxmlformats.org/drawingml/2006/picture">
+                <pic:pic xmlns:pic="http://schemas.openxmlformats.org/drawingml/2006/picture">
+                  <pic:nvPicPr>
+                    <pic:cNvPr id="1473493678" name=""/>
+                    <pic:cNvPicPr/>
+                  </pic:nvPicPr>
+                  <pic:blipFill>
+                    <a:blip r:embed="rId19"/>
+                    <a:stretch>
+                      <a:fillRect/>
+                    </a:stretch>
+                  </pic:blipFill>
+                  <pic:spPr>
+                    <a:xfrm>
+                      <a:off x="0" y="0"/>
+                      <a:ext cx="5943600" cy="2232660"/>
+                    </a:xfrm>
+                    <a:prstGeom prst="rect">
+                      <a:avLst/>
+                    </a:prstGeom>
+                  </pic:spPr>
+                </pic:pic>
+              </a:graphicData>
+            </a:graphic>
+          </wp:inline>
+        </w:drawing>
+      </w:r>
+    </w:p>
+    <w:p>
+      <w:r>
+        <w:t xml:space="preserve">Update: </w:t>
+      </w:r>
+    </w:p>
+    <w:p>
+      <w:r>
+        <w:drawing>
+          <wp:inline distT="0" distB="0" distL="0" distR="0" wp14:anchorId="59815917" wp14:editId="1F8CB97F">
+            <wp:extent cx="5943600" cy="5161280"/>
+            <wp:effectExtent l="0" t="0" r="0" b="1270"/>
+            <wp:docPr id="1517647856" name="Picture 1"/>
+            <wp:cNvGraphicFramePr>
+              <a:graphicFrameLocks xmlns:a="http://schemas.openxmlformats.org/drawingml/2006/main" noChangeAspect="1"/>
+            </wp:cNvGraphicFramePr>
+            <a:graphic xmlns:a="http://schemas.openxmlformats.org/drawingml/2006/main">
+              <a:graphicData uri="http://schemas.openxmlformats.org/drawingml/2006/picture">
+                <pic:pic xmlns:pic="http://schemas.openxmlformats.org/drawingml/2006/picture">
+                  <pic:nvPicPr>
+                    <pic:cNvPr id="1517647856" name=""/>
+                    <pic:cNvPicPr/>
+                  </pic:nvPicPr>
+                  <pic:blipFill>
+                    <a:blip r:embed="rId20"/>
+                    <a:stretch>
+                      <a:fillRect/>
+                    </a:stretch>
+                  </pic:blipFill>
+                  <pic:spPr>
+                    <a:xfrm>
+                      <a:off x="0" y="0"/>
+                      <a:ext cx="5943600" cy="5161280"/>
+                    </a:xfrm>
+                    <a:prstGeom prst="rect">
+                      <a:avLst/>
+                    </a:prstGeom>
+                  </pic:spPr>
+                </pic:pic>
+              </a:graphicData>
+            </a:graphic>
+          </wp:inline>
+        </w:drawing>
+      </w:r>
+    </w:p>
+    <w:p>
+      <w:r>
+        <w:lastRenderedPageBreak/>
+        <w:drawing>
+          <wp:inline distT="0" distB="0" distL="0" distR="0" wp14:anchorId="492E5F6A" wp14:editId="7EB9D4DC">
+            <wp:extent cx="5943600" cy="2491740"/>
+            <wp:effectExtent l="0" t="0" r="0" b="3810"/>
+            <wp:docPr id="1337801063" name="Picture 1"/>
+            <wp:cNvGraphicFramePr>
+              <a:graphicFrameLocks xmlns:a="http://schemas.openxmlformats.org/drawingml/2006/main" noChangeAspect="1"/>
+            </wp:cNvGraphicFramePr>
+            <a:graphic xmlns:a="http://schemas.openxmlformats.org/drawingml/2006/main">
+              <a:graphicData uri="http://schemas.openxmlformats.org/drawingml/2006/picture">
+                <pic:pic xmlns:pic="http://schemas.openxmlformats.org/drawingml/2006/picture">
+                  <pic:nvPicPr>
+                    <pic:cNvPr id="1337801063" name=""/>
+                    <pic:cNvPicPr/>
+                  </pic:nvPicPr>
+                  <pic:blipFill>
+                    <a:blip r:embed="rId21"/>
+                    <a:stretch>
+                      <a:fillRect/>
+                    </a:stretch>
+                  </pic:blipFill>
+                  <pic:spPr>
+                    <a:xfrm>
+                      <a:off x="0" y="0"/>
+                      <a:ext cx="5943600" cy="2491740"/>
+                    </a:xfrm>
+                    <a:prstGeom prst="rect">
+                      <a:avLst/>
+                    </a:prstGeom>
+                  </pic:spPr>
+                </pic:pic>
+              </a:graphicData>
+            </a:graphic>
+          </wp:inline>
+        </w:drawing>
+      </w:r>
+    </w:p>
+    <w:p>
+      <w:r>
+        <w:drawing>
+          <wp:inline distT="0" distB="0" distL="0" distR="0" wp14:anchorId="6C47E551" wp14:editId="1D6BCE1D">
+            <wp:extent cx="5943600" cy="3048000"/>
+            <wp:effectExtent l="0" t="0" r="0" b="0"/>
+            <wp:docPr id="494181301" name="Picture 1"/>
+            <wp:cNvGraphicFramePr>
+              <a:graphicFrameLocks xmlns:a="http://schemas.openxmlformats.org/drawingml/2006/main" noChangeAspect="1"/>
+            </wp:cNvGraphicFramePr>
+            <a:graphic xmlns:a="http://schemas.openxmlformats.org/drawingml/2006/main">
+              <a:graphicData uri="http://schemas.openxmlformats.org/drawingml/2006/picture">
+                <pic:pic xmlns:pic="http://schemas.openxmlformats.org/drawingml/2006/picture">
+                  <pic:nvPicPr>
+                    <pic:cNvPr id="494181301" name=""/>
+                    <pic:cNvPicPr/>
+                  </pic:nvPicPr>
+                  <pic:blipFill>
+                    <a:blip r:embed="rId22"/>
+                    <a:stretch>
+                      <a:fillRect/>
+                    </a:stretch>
+                  </pic:blipFill>
+                  <pic:spPr>
+                    <a:xfrm>
+                      <a:off x="0" y="0"/>
+                      <a:ext cx="5943600" cy="3048000"/>
+                    </a:xfrm>
+                    <a:prstGeom prst="rect">
+                      <a:avLst/>
+                    </a:prstGeom>
+                  </pic:spPr>
+                </pic:pic>
+              </a:graphicData>
+            </a:graphic>
+          </wp:inline>
+        </w:drawing>
+      </w:r>
+    </w:p>
+    <w:p/>
+    <w:p>
+      <w:r>
+        <w:t>Add:</w:t>
+      </w:r>
+    </w:p>
+    <w:p>
+      <w:r>
+        <w:lastRenderedPageBreak/>
+        <w:drawing>
+          <wp:inline distT="0" distB="0" distL="0" distR="0" wp14:anchorId="073CA149" wp14:editId="34F4E39A">
+            <wp:extent cx="5943600" cy="2393315"/>
+            <wp:effectExtent l="0" t="0" r="0" b="6985"/>
+            <wp:docPr id="1444401748" name="Picture 1"/>
+            <wp:cNvGraphicFramePr>
+              <a:graphicFrameLocks xmlns:a="http://schemas.openxmlformats.org/drawingml/2006/main" noChangeAspect="1"/>
+            </wp:cNvGraphicFramePr>
+            <a:graphic xmlns:a="http://schemas.openxmlformats.org/drawingml/2006/main">
+              <a:graphicData uri="http://schemas.openxmlformats.org/drawingml/2006/picture">
+                <pic:pic xmlns:pic="http://schemas.openxmlformats.org/drawingml/2006/picture">
+                  <pic:nvPicPr>
+                    <pic:cNvPr id="1444401748" name=""/>
+                    <pic:cNvPicPr/>
+                  </pic:nvPicPr>
+                  <pic:blipFill>
+                    <a:blip r:embed="rId23"/>
+                    <a:stretch>
+                      <a:fillRect/>
+                    </a:stretch>
+                  </pic:blipFill>
+                  <pic:spPr>
+                    <a:xfrm>
+                      <a:off x="0" y="0"/>
+                      <a:ext cx="5943600" cy="2393315"/>
+                    </a:xfrm>
+                    <a:prstGeom prst="rect">
+                      <a:avLst/>
+                    </a:prstGeom>
+                  </pic:spPr>
+                </pic:pic>
+              </a:graphicData>
+            </a:graphic>
+          </wp:inline>
+        </w:drawing>
+      </w:r>
+    </w:p>
+    <w:p>
+      <w:r>
+        <w:t xml:space="preserve">Delete: </w:t>
+      </w:r>
+    </w:p>
+    <w:p>
+      <w:r>
+        <w:drawing>
+          <wp:inline distT="0" distB="0" distL="0" distR="0" wp14:anchorId="402AB6DD" wp14:editId="59F1B26A">
+            <wp:extent cx="5943600" cy="4662805"/>
+            <wp:effectExtent l="0" t="0" r="0" b="4445"/>
+            <wp:docPr id="1983880570" name="Picture 1"/>
+            <wp:cNvGraphicFramePr>
+              <a:graphicFrameLocks xmlns:a="http://schemas.openxmlformats.org/drawingml/2006/main" noChangeAspect="1"/>
+            </wp:cNvGraphicFramePr>
+            <a:graphic xmlns:a="http://schemas.openxmlformats.org/drawingml/2006/main">
+              <a:graphicData uri="http://schemas.openxmlformats.org/drawingml/2006/picture">
+                <pic:pic xmlns:pic="http://schemas.openxmlformats.org/drawingml/2006/picture">
+                  <pic:nvPicPr>
+                    <pic:cNvPr id="1983880570" name=""/>
+                    <pic:cNvPicPr/>
+                  </pic:nvPicPr>
+                  <pic:blipFill>
+                    <a:blip r:embed="rId24"/>
+                    <a:stretch>
+                      <a:fillRect/>
+                    </a:stretch>
+                  </pic:blipFill>
+                  <pic:spPr>
+                    <a:xfrm>
+                      <a:off x="0" y="0"/>
+                      <a:ext cx="5943600" cy="4662805"/>
+                    </a:xfrm>
+                    <a:prstGeom prst="rect">
+                      <a:avLst/>
+                    </a:prstGeom>
+                  </pic:spPr>
+                </pic:pic>
+              </a:graphicData>
+            </a:graphic>
+          </wp:inline>
+        </w:drawing>
+      </w:r>
+    </w:p>
+    <w:p/>
+    <w:p>
+      <w:r>
+        <w:lastRenderedPageBreak/>
+        <w:drawing>
+          <wp:inline distT="0" distB="0" distL="0" distR="0" wp14:anchorId="6B9655E2" wp14:editId="7B3D9A14">
+            <wp:extent cx="5943600" cy="2660650"/>
+            <wp:effectExtent l="0" t="0" r="0" b="6350"/>
+            <wp:docPr id="1988315141" name="Picture 1"/>
+            <wp:cNvGraphicFramePr>
+              <a:graphicFrameLocks xmlns:a="http://schemas.openxmlformats.org/drawingml/2006/main" noChangeAspect="1"/>
+            </wp:cNvGraphicFramePr>
+            <a:graphic xmlns:a="http://schemas.openxmlformats.org/drawingml/2006/main">
+              <a:graphicData uri="http://schemas.openxmlformats.org/drawingml/2006/picture">
+                <pic:pic xmlns:pic="http://schemas.openxmlformats.org/drawingml/2006/picture">
+                  <pic:nvPicPr>
+                    <pic:cNvPr id="1988315141" name=""/>
+                    <pic:cNvPicPr/>
+                  </pic:nvPicPr>
+                  <pic:blipFill>
+                    <a:blip r:embed="rId25"/>
+                    <a:stretch>
+                      <a:fillRect/>
+                    </a:stretch>
+                  </pic:blipFill>
+                  <pic:spPr>
+                    <a:xfrm>
+                      <a:off x="0" y="0"/>
+                      <a:ext cx="5943600" cy="2660650"/>
+                    </a:xfrm>
+                    <a:prstGeom prst="rect">
+                      <a:avLst/>
+                    </a:prstGeom>
+                  </pic:spPr>
+                </pic:pic>
+              </a:graphicData>
+            </a:graphic>
+          </wp:inline>
+        </w:drawing>
+      </w:r>
+    </w:p>
+    <w:p/>
+    <w:p/>
+    <w:p/>
+    <w:p/>
+    <w:p/>
+    <w:p/>
     <w:p/>
     <w:sectPr>
       <w:pgSz w:w="12240" w:h="15840"/>
